--- a/releases/final_review/F_AI_Model_Testing_and_Evaluation_Report.docx
+++ b/releases/final_review/F_AI_Model_Testing_and_Evaluation_Report.docx
@@ -146,7 +146,7 @@
           <w:sz w:val="20"/>
           <w:szCs w:val="20"/>
         </w:rPr>
-        <w:t xml:space="preserve">15 October 2026</w:t>
+        <w:t xml:space="preserve">17 October 2026</w:t>
       </w:r>
     </w:p>
     <w:p>
@@ -599,7 +599,7 @@
           </w:pPr>
           <w:hyperlink w:history="1" w:anchor="_Toc10">
             <w:r>
-              <w:t xml:space="preserve">10  Limitations</w:t>
+              <w:t xml:space="preserve">10  Human visible-decay labels and the visible-decay check</w:t>
             </w:r>
             <w:r>
               <w:tab/>
@@ -621,7 +621,7 @@
           </w:pPr>
           <w:hyperlink w:history="1" w:anchor="_Toc11">
             <w:r>
-              <w:t xml:space="preserve">11  Reproducibility</w:t>
+              <w:t xml:space="preserve">11  Pilot U-Net and proxy shelf-life</w:t>
             </w:r>
             <w:r>
               <w:tab/>
@@ -643,7 +643,7 @@
           </w:pPr>
           <w:hyperlink w:history="1" w:anchor="_Toc12">
             <w:r>
-              <w:t xml:space="preserve">12  Deployment inference tests and verdict</w:t>
+              <w:t xml:space="preserve">12  Limitations</w:t>
             </w:r>
             <w:r>
               <w:tab/>
@@ -651,6 +651,50 @@
             <w:r>
               <w:fldChar w:fldCharType="begin" w:dirty="true"/>
               <w:instrText xml:space="preserve">PAGEREF _Toc12 \h</w:instrText>
+              <w:fldChar w:fldCharType="separate"/>
+              <w:fldChar w:fldCharType="end"/>
+            </w:r>
+          </w:hyperlink>
+        </w:p>
+        <w:p>
+          <w:pPr>
+            <w:pStyle w:val="TOC1"/>
+            <w:tabs>
+              <w:tab w:val="right" w:pos="9638" w:leader="dot"/>
+            </w:tabs>
+          </w:pPr>
+          <w:hyperlink w:history="1" w:anchor="_Toc13">
+            <w:r>
+              <w:t xml:space="preserve">13  Reproducibility</w:t>
+            </w:r>
+            <w:r>
+              <w:tab/>
+            </w:r>
+            <w:r>
+              <w:fldChar w:fldCharType="begin" w:dirty="true"/>
+              <w:instrText xml:space="preserve">PAGEREF _Toc13 \h</w:instrText>
+              <w:fldChar w:fldCharType="separate"/>
+              <w:fldChar w:fldCharType="end"/>
+            </w:r>
+          </w:hyperlink>
+        </w:p>
+        <w:p>
+          <w:pPr>
+            <w:pStyle w:val="TOC1"/>
+            <w:tabs>
+              <w:tab w:val="right" w:pos="9638" w:leader="dot"/>
+            </w:tabs>
+          </w:pPr>
+          <w:hyperlink w:history="1" w:anchor="_Toc14">
+            <w:r>
+              <w:t xml:space="preserve">14  Deployment inference tests and verdict</w:t>
+            </w:r>
+            <w:r>
+              <w:tab/>
+            </w:r>
+            <w:r>
+              <w:fldChar w:fldCharType="begin" w:dirty="true"/>
+              <w:instrText xml:space="preserve">PAGEREF _Toc14 \h</w:instrText>
               <w:fldChar w:fldCharType="separate"/>
               <w:fldChar w:fldCharType="end"/>
             </w:r>
@@ -714,7 +758,7 @@
         <w:rPr>
           <w:rFonts w:ascii="Calibri" w:cs="Calibri" w:eastAsia="Calibri" w:hAnsi="Calibri"/>
         </w:rPr>
-        <w:t xml:space="preserve"> a food-safety determination, cannot see internal decay, and does </w:t>
+        <w:t xml:space="preserve"> a food-safety determination, cannot see internal decay, and its shelf-life output is a </w:t>
       </w:r>
       <w:r>
         <w:rPr>
@@ -722,13 +766,13 @@
           <w:b/>
           <w:bCs/>
         </w:rPr>
-        <w:t xml:space="preserve">not</w:t>
-      </w:r>
-      <w:r>
-        <w:rPr>
-          <w:rFonts w:ascii="Calibri" w:cs="Calibri" w:eastAsia="Calibri" w:hAnsi="Calibri"/>
-        </w:rPr>
-        <w:t xml:space="preserve"> estimate shelf life (no valid time-to-endpoint labels exist).</w:t>
+        <w:t xml:space="preserve">proxy</w:t>
+      </w:r>
+      <w:r>
+        <w:rPr>
+          <w:rFonts w:ascii="Calibri" w:cs="Calibri" w:eastAsia="Calibri" w:hAnsi="Calibri"/>
+        </w:rPr>
+        <w:t xml:space="preserve"> (days until the dataset's 'Spoiled' label), not measured remaining shelf life.</w:t>
       </w:r>
     </w:p>
     <w:p>
@@ -1103,7 +1147,7 @@
                 <w:sz w:val="17"/>
                 <w:szCs w:val="17"/>
               </w:rPr>
-              <w:t xml:space="preserve">—</w:t>
+              <w:t xml:space="preserve">proxy: days until TR-6 'Spoiled' label</w:t>
             </w:r>
           </w:p>
         </w:tc>
@@ -1131,7 +1175,7 @@
                 <w:sz w:val="17"/>
                 <w:szCs w:val="17"/>
               </w:rPr>
-              <w:t xml:space="preserve">NO (BLOCKED: no labels)</w:t>
+              <w:t xml:space="preserve">PROXY</w:t>
             </w:r>
           </w:p>
         </w:tc>
@@ -1194,7 +1238,7 @@
                 <w:sz w:val="17"/>
                 <w:szCs w:val="17"/>
               </w:rPr>
-              <w:t xml:space="preserve">—</w:t>
+              <w:t xml:space="preserve">pilot U-Net (machine-generated training masks)</w:t>
             </w:r>
           </w:p>
         </w:tc>
@@ -1223,7 +1267,7 @@
                 <w:sz w:val="17"/>
                 <w:szCs w:val="17"/>
               </w:rPr>
-              <w:t xml:space="preserve">NO (BLOCKED: no reviewed masks)</w:t>
+              <w:t xml:space="preserve">PILOT</w:t>
             </w:r>
           </w:p>
         </w:tc>
@@ -1256,7 +1300,7 @@
                 <w:sz w:val="17"/>
                 <w:szCs w:val="17"/>
               </w:rPr>
-              <w:t xml:space="preserve">Multiple items per photo</w:t>
+              <w:t xml:space="preserve">Visible decay (image-level)</w:t>
             </w:r>
           </w:p>
         </w:tc>
@@ -1284,6 +1328,98 @@
                 <w:sz w:val="17"/>
                 <w:szCs w:val="17"/>
               </w:rPr>
+              <w:t xml:space="preserve">probe trained on human labels</w:t>
+            </w:r>
+          </w:p>
+        </w:tc>
+        <w:tc>
+          <w:tcPr>
+            <w:tcW w:type="dxa" w:w="1929"/>
+            <w:shd w:fill="D7EDDD" w:color="auto" w:val="clear"/>
+            <w:tcMar>
+              <w:top w:type="dxa" w:w="50"/>
+              <w:left w:type="dxa" w:w="80"/>
+              <w:bottom w:type="dxa" w:w="50"/>
+              <w:right w:type="dxa" w:w="80"/>
+            </w:tcMar>
+            <w:vAlign w:val="center"/>
+          </w:tcPr>
+          <w:p>
+            <w:pPr>
+              <w:spacing w:after="0" w:before="0"/>
+            </w:pPr>
+            <w:r>
+              <w:rPr>
+                <w:rFonts w:ascii="Calibri" w:cs="Calibri" w:eastAsia="Calibri" w:hAnsi="Calibri"/>
+                <w:b w:val="false"/>
+                <w:bCs w:val="false"/>
+                <w:color w:val="1E1E1E"/>
+                <w:sz w:val="17"/>
+                <w:szCs w:val="17"/>
+              </w:rPr>
+              <w:t xml:space="preserve">YES</w:t>
+            </w:r>
+          </w:p>
+        </w:tc>
+      </w:tr>
+      <w:tr>
+        <w:trPr>
+          <w:cantSplit/>
+        </w:trPr>
+        <w:tc>
+          <w:tcPr>
+            <w:tcW w:type="dxa" w:w="2409"/>
+            <w:shd w:fill="F5F7F5" w:color="auto" w:val="clear"/>
+            <w:tcMar>
+              <w:top w:type="dxa" w:w="50"/>
+              <w:left w:type="dxa" w:w="80"/>
+              <w:bottom w:type="dxa" w:w="50"/>
+              <w:right w:type="dxa" w:w="80"/>
+            </w:tcMar>
+            <w:vAlign w:val="center"/>
+          </w:tcPr>
+          <w:p>
+            <w:pPr>
+              <w:spacing w:after="0" w:before="0"/>
+            </w:pPr>
+            <w:r>
+              <w:rPr>
+                <w:rFonts w:ascii="Calibri" w:cs="Calibri" w:eastAsia="Calibri" w:hAnsi="Calibri"/>
+                <w:b w:val="false"/>
+                <w:bCs w:val="false"/>
+                <w:color w:val="1E1E1E"/>
+                <w:sz w:val="17"/>
+                <w:szCs w:val="17"/>
+              </w:rPr>
+              <w:t xml:space="preserve">Multiple items per photo</w:t>
+            </w:r>
+          </w:p>
+        </w:tc>
+        <w:tc>
+          <w:tcPr>
+            <w:tcW w:type="dxa" w:w="5300"/>
+            <w:shd w:fill="F5F7F5" w:color="auto" w:val="clear"/>
+            <w:tcMar>
+              <w:top w:type="dxa" w:w="50"/>
+              <w:left w:type="dxa" w:w="80"/>
+              <w:bottom w:type="dxa" w:w="50"/>
+              <w:right w:type="dxa" w:w="80"/>
+            </w:tcMar>
+            <w:vAlign w:val="center"/>
+          </w:tcPr>
+          <w:p>
+            <w:pPr>
+              <w:spacing w:after="0" w:before="0"/>
+            </w:pPr>
+            <w:r>
+              <w:rPr>
+                <w:rFonts w:ascii="Calibri" w:cs="Calibri" w:eastAsia="Calibri" w:hAnsi="Calibri"/>
+                <w:b w:val="false"/>
+                <w:bCs w:val="false"/>
+                <w:color w:val="1E1E1E"/>
+                <w:sz w:val="17"/>
+                <w:szCs w:val="17"/>
+              </w:rPr>
               <w:t xml:space="preserve">—</w:t>
             </w:r>
           </w:p>
@@ -1291,6 +1427,7 @@
         <w:tc>
           <w:tcPr>
             <w:tcW w:type="dxa" w:w="1929"/>
+            <w:shd w:fill="F5F7F5" w:color="auto" w:val="clear"/>
             <w:tcMar>
               <w:top w:type="dxa" w:w="50"/>
               <w:left w:type="dxa" w:w="80"/>
@@ -6373,9 +6510,1518 @@
       </w:pPr>
       <w:bookmarkStart w:name="_Toc10" w:id="10"/>
       <w:r>
-        <w:t xml:space="preserve">10  Limitations</w:t>
+        <w:t xml:space="preserve">10  Human visible-decay labels and the visible-decay check</w:t>
       </w:r>
       <w:bookmarkEnd w:id="10"/>
+    </w:p>
+    <w:p>
+      <w:pPr>
+        <w:spacing w:after="120"/>
+        <w:jc w:val="both"/>
+      </w:pPr>
+      <w:r>
+        <w:rPr>
+          <w:rFonts w:ascii="Calibri" w:cs="Calibri" w:eastAsia="Calibri" w:hAnsi="Calibri"/>
+        </w:rPr>
+        <w:t xml:space="preserve">A 180-image annotation round in Label Studio produced image-level human decisions (no polygons were drawn, so U-Net segmentation remains BLOCKED). 165 images received a definite decision. Agreement with the TR-6 folder label is 73.9%: Spoiled-labelled images showed visible decay in 72/109, Not-spoiled-labelled images in 6/56.</w:t>
+      </w:r>
+    </w:p>
+    <w:p>
+      <w:pPr>
+        <w:keepNext/>
+        <w:spacing w:after="60" w:before="160"/>
+        <w:jc w:val="center"/>
+      </w:pPr>
+      <w:r>
+        <w:drawing>
+          <wp:inline distT="0" distB="0" distL="0" distR="0">
+            <wp:extent cx="6038850" cy="2686050"/>
+            <wp:effectExtent t="0" r="0" b="0" l="0"/>
+            <wp:docPr id="9" name="human_vs_dataset_label.png" descr="Share of images judged to show visible decay by the human annotator, per produce and TR-6 folder label." title="Figure 9"/>
+            <wp:cNvGraphicFramePr>
+              <a:graphicFrameLocks xmlns:a="http://schemas.openxmlformats.org/drawingml/2006/main" noChangeAspect="1"/>
+            </wp:cNvGraphicFramePr>
+            <a:graphic xmlns:a="http://schemas.openxmlformats.org/drawingml/2006/main">
+              <a:graphicData uri="http://schemas.openxmlformats.org/drawingml/2006/picture">
+                <pic:pic xmlns:pic="http://schemas.openxmlformats.org/drawingml/2006/picture">
+                  <pic:nvPicPr>
+                    <pic:cNvPr id="0" name="" descr=""/>
+                    <pic:cNvPicPr>
+                      <a:picLocks noChangeAspect="1" noChangeArrowheads="1"/>
+                    </pic:cNvPicPr>
+                  </pic:nvPicPr>
+                  <pic:blipFill>
+                    <a:blip r:embed="rId17" cstate="none"/>
+                    <a:srcRect/>
+                    <a:stretch>
+                      <a:fillRect/>
+                    </a:stretch>
+                  </pic:blipFill>
+                  <pic:spPr bwMode="auto">
+                    <a:xfrm>
+                      <a:off x="0" y="0"/>
+                      <a:ext cx="6038850" cy="2686050"/>
+                    </a:xfrm>
+                    <a:prstGeom prst="rect">
+                      <a:avLst/>
+                    </a:prstGeom>
+                  </pic:spPr>
+                </pic:pic>
+              </a:graphicData>
+            </a:graphic>
+          </wp:inline>
+        </w:drawing>
+      </w:r>
+    </w:p>
+    <w:p>
+      <w:pPr>
+        <w:spacing w:after="200"/>
+        <w:jc w:val="left"/>
+      </w:pPr>
+      <w:r>
+        <w:rPr>
+          <w:rFonts w:ascii="Calibri" w:cs="Calibri" w:eastAsia="Calibri" w:hAnsi="Calibri"/>
+          <w:b/>
+          <w:bCs/>
+          <w:sz w:val="18"/>
+          <w:szCs w:val="18"/>
+        </w:rPr>
+        <w:t xml:space="preserve">Figure 9.</w:t>
+      </w:r>
+      <w:r>
+        <w:rPr>
+          <w:rFonts w:ascii="Calibri" w:cs="Calibri" w:eastAsia="Calibri" w:hAnsi="Calibri"/>
+          <w:sz w:val="18"/>
+          <w:szCs w:val="18"/>
+        </w:rPr>
+        <w:t xml:space="preserve"> Share of images judged to show visible decay by the human annotator, per produce and TR-6 folder label.</w:t>
+      </w:r>
+    </w:p>
+    <w:p>
+      <w:pPr>
+        <w:keepNext/>
+        <w:spacing w:after="60" w:before="160"/>
+      </w:pPr>
+      <w:r>
+        <w:rPr>
+          <w:rFonts w:ascii="Calibri" w:cs="Calibri" w:eastAsia="Calibri" w:hAnsi="Calibri"/>
+          <w:b/>
+          <w:bCs/>
+          <w:sz w:val="19"/>
+          <w:szCs w:val="19"/>
+        </w:rPr>
+        <w:t xml:space="preserve">Table 6.</w:t>
+      </w:r>
+      <w:r>
+        <w:rPr>
+          <w:rFonts w:ascii="Calibri" w:cs="Calibri" w:eastAsia="Calibri" w:hAnsi="Calibri"/>
+          <w:sz w:val="19"/>
+          <w:szCs w:val="19"/>
+        </w:rPr>
+        <w:t xml:space="preserve"> Test agreement with human visible-decay labels (n = 29; probe C = 0.1 selected on validation).</w:t>
+      </w:r>
+    </w:p>
+    <w:tbl>
+      <w:tblPr>
+        <w:tblW w:type="dxa" w:w="9638"/>
+        <w:tblBorders>
+          <w:top w:val="single" w:color="B8C2BB" w:sz="4"/>
+          <w:left w:val="single" w:color="B8C2BB" w:sz="4"/>
+          <w:bottom w:val="single" w:color="B8C2BB" w:sz="4"/>
+          <w:right w:val="single" w:color="B8C2BB" w:sz="4"/>
+          <w:insideH w:val="single" w:color="B8C2BB" w:sz="4"/>
+          <w:insideV w:val="single" w:color="B8C2BB" w:sz="4"/>
+        </w:tblBorders>
+        <w:tblLayout w:type="fixed"/>
+      </w:tblPr>
+      <w:tblGrid>
+        <w:gridCol w:w="4433"/>
+        <w:gridCol w:w="2120"/>
+        <w:gridCol w:w="1349"/>
+        <w:gridCol w:w="1736"/>
+      </w:tblGrid>
+      <w:tr>
+        <w:trPr>
+          <w:tblHeader/>
+        </w:trPr>
+        <w:tc>
+          <w:tcPr>
+            <w:tcW w:type="dxa" w:w="4433"/>
+            <w:shd w:fill="2F4A3D" w:color="auto" w:val="clear"/>
+            <w:tcMar>
+              <w:top w:type="dxa" w:w="50"/>
+              <w:left w:type="dxa" w:w="80"/>
+              <w:bottom w:type="dxa" w:w="50"/>
+              <w:right w:type="dxa" w:w="80"/>
+            </w:tcMar>
+            <w:vAlign w:val="center"/>
+          </w:tcPr>
+          <w:p>
+            <w:pPr>
+              <w:spacing w:after="0" w:before="0"/>
+            </w:pPr>
+            <w:r>
+              <w:rPr>
+                <w:rFonts w:ascii="Calibri" w:cs="Calibri" w:eastAsia="Calibri" w:hAnsi="Calibri"/>
+                <w:b/>
+                <w:bCs/>
+                <w:color w:val="FFFFFF"/>
+                <w:sz w:val="17"/>
+                <w:szCs w:val="17"/>
+              </w:rPr>
+              <w:t xml:space="preserve">Predictor</w:t>
+            </w:r>
+          </w:p>
+        </w:tc>
+        <w:tc>
+          <w:tcPr>
+            <w:tcW w:type="dxa" w:w="2120"/>
+            <w:shd w:fill="2F4A3D" w:color="auto" w:val="clear"/>
+            <w:tcMar>
+              <w:top w:type="dxa" w:w="50"/>
+              <w:left w:type="dxa" w:w="80"/>
+              <w:bottom w:type="dxa" w:w="50"/>
+              <w:right w:type="dxa" w:w="80"/>
+            </w:tcMar>
+            <w:vAlign w:val="center"/>
+          </w:tcPr>
+          <w:p>
+            <w:pPr>
+              <w:spacing w:after="0" w:before="0"/>
+            </w:pPr>
+            <w:r>
+              <w:rPr>
+                <w:rFonts w:ascii="Calibri" w:cs="Calibri" w:eastAsia="Calibri" w:hAnsi="Calibri"/>
+                <w:b/>
+                <w:bCs/>
+                <w:color w:val="FFFFFF"/>
+                <w:sz w:val="17"/>
+                <w:szCs w:val="17"/>
+              </w:rPr>
+              <w:t xml:space="preserve">Accuracy (95% Wilson CI)</w:t>
+            </w:r>
+          </w:p>
+        </w:tc>
+        <w:tc>
+          <w:tcPr>
+            <w:tcW w:type="dxa" w:w="1349"/>
+            <w:shd w:fill="2F4A3D" w:color="auto" w:val="clear"/>
+            <w:tcMar>
+              <w:top w:type="dxa" w:w="50"/>
+              <w:left w:type="dxa" w:w="80"/>
+              <w:bottom w:type="dxa" w:w="50"/>
+              <w:right w:type="dxa" w:w="80"/>
+            </w:tcMar>
+            <w:vAlign w:val="center"/>
+          </w:tcPr>
+          <w:p>
+            <w:pPr>
+              <w:spacing w:after="0" w:before="0"/>
+            </w:pPr>
+            <w:r>
+              <w:rPr>
+                <w:rFonts w:ascii="Calibri" w:cs="Calibri" w:eastAsia="Calibri" w:hAnsi="Calibri"/>
+                <w:b/>
+                <w:bCs/>
+                <w:color w:val="FFFFFF"/>
+                <w:sz w:val="17"/>
+                <w:szCs w:val="17"/>
+              </w:rPr>
+              <w:t xml:space="preserve">Macro-F1</w:t>
+            </w:r>
+          </w:p>
+        </w:tc>
+        <w:tc>
+          <w:tcPr>
+            <w:tcW w:type="dxa" w:w="1736"/>
+            <w:shd w:fill="2F4A3D" w:color="auto" w:val="clear"/>
+            <w:tcMar>
+              <w:top w:type="dxa" w:w="50"/>
+              <w:left w:type="dxa" w:w="80"/>
+              <w:bottom w:type="dxa" w:w="50"/>
+              <w:right w:type="dxa" w:w="80"/>
+            </w:tcMar>
+            <w:vAlign w:val="center"/>
+          </w:tcPr>
+          <w:p>
+            <w:pPr>
+              <w:spacing w:after="0" w:before="0"/>
+            </w:pPr>
+            <w:r>
+              <w:rPr>
+                <w:rFonts w:ascii="Calibri" w:cs="Calibri" w:eastAsia="Calibri" w:hAnsi="Calibri"/>
+                <w:b/>
+                <w:bCs/>
+                <w:color w:val="FFFFFF"/>
+                <w:sz w:val="17"/>
+                <w:szCs w:val="17"/>
+              </w:rPr>
+              <w:t xml:space="preserve">ROC-AUC</w:t>
+            </w:r>
+          </w:p>
+        </w:tc>
+      </w:tr>
+      <w:tr>
+        <w:trPr>
+          <w:cantSplit/>
+        </w:trPr>
+        <w:tc>
+          <w:tcPr>
+            <w:tcW w:type="dxa" w:w="4433"/>
+            <w:tcMar>
+              <w:top w:type="dxa" w:w="50"/>
+              <w:left w:type="dxa" w:w="80"/>
+              <w:bottom w:type="dxa" w:w="50"/>
+              <w:right w:type="dxa" w:w="80"/>
+            </w:tcMar>
+            <w:vAlign w:val="center"/>
+          </w:tcPr>
+          <w:p>
+            <w:pPr>
+              <w:spacing w:after="0" w:before="0"/>
+            </w:pPr>
+            <w:r>
+              <w:rPr>
+                <w:rFonts w:ascii="Calibri" w:cs="Calibri" w:eastAsia="Calibri" w:hAnsi="Calibri"/>
+                <w:b w:val="false"/>
+                <w:bCs w:val="false"/>
+                <w:color w:val="1E1E1E"/>
+                <w:sz w:val="17"/>
+                <w:szCs w:val="17"/>
+              </w:rPr>
+              <w:t xml:space="preserve">Visible-decay probe on deployed ViT embedding (served by the API)</w:t>
+            </w:r>
+          </w:p>
+        </w:tc>
+        <w:tc>
+          <w:tcPr>
+            <w:tcW w:type="dxa" w:w="2120"/>
+            <w:tcMar>
+              <w:top w:type="dxa" w:w="50"/>
+              <w:left w:type="dxa" w:w="80"/>
+              <w:bottom w:type="dxa" w:w="50"/>
+              <w:right w:type="dxa" w:w="80"/>
+            </w:tcMar>
+            <w:vAlign w:val="center"/>
+          </w:tcPr>
+          <w:p>
+            <w:pPr>
+              <w:spacing w:after="0" w:before="0"/>
+            </w:pPr>
+            <w:r>
+              <w:rPr>
+                <w:rFonts w:ascii="Calibri" w:cs="Calibri" w:eastAsia="Calibri" w:hAnsi="Calibri"/>
+                <w:b w:val="false"/>
+                <w:bCs w:val="false"/>
+                <w:color w:val="1E1E1E"/>
+                <w:sz w:val="17"/>
+                <w:szCs w:val="17"/>
+              </w:rPr>
+              <w:t xml:space="preserve">0.931 (0.78–0.98)</w:t>
+            </w:r>
+          </w:p>
+        </w:tc>
+        <w:tc>
+          <w:tcPr>
+            <w:tcW w:type="dxa" w:w="1349"/>
+            <w:tcMar>
+              <w:top w:type="dxa" w:w="50"/>
+              <w:left w:type="dxa" w:w="80"/>
+              <w:bottom w:type="dxa" w:w="50"/>
+              <w:right w:type="dxa" w:w="80"/>
+            </w:tcMar>
+            <w:vAlign w:val="center"/>
+          </w:tcPr>
+          <w:p>
+            <w:pPr>
+              <w:spacing w:after="0" w:before="0"/>
+            </w:pPr>
+            <w:r>
+              <w:rPr>
+                <w:rFonts w:ascii="Calibri" w:cs="Calibri" w:eastAsia="Calibri" w:hAnsi="Calibri"/>
+                <w:b w:val="false"/>
+                <w:bCs w:val="false"/>
+                <w:color w:val="1E1E1E"/>
+                <w:sz w:val="17"/>
+                <w:szCs w:val="17"/>
+              </w:rPr>
+              <w:t xml:space="preserve">0.931</w:t>
+            </w:r>
+          </w:p>
+        </w:tc>
+        <w:tc>
+          <w:tcPr>
+            <w:tcW w:type="dxa" w:w="1736"/>
+            <w:tcMar>
+              <w:top w:type="dxa" w:w="50"/>
+              <w:left w:type="dxa" w:w="80"/>
+              <w:bottom w:type="dxa" w:w="50"/>
+              <w:right w:type="dxa" w:w="80"/>
+            </w:tcMar>
+            <w:vAlign w:val="center"/>
+          </w:tcPr>
+          <w:p>
+            <w:pPr>
+              <w:spacing w:after="0" w:before="0"/>
+            </w:pPr>
+            <w:r>
+              <w:rPr>
+                <w:rFonts w:ascii="Calibri" w:cs="Calibri" w:eastAsia="Calibri" w:hAnsi="Calibri"/>
+                <w:b w:val="false"/>
+                <w:bCs w:val="false"/>
+                <w:color w:val="1E1E1E"/>
+                <w:sz w:val="17"/>
+                <w:szCs w:val="17"/>
+              </w:rPr>
+              <w:t xml:space="preserve">0.986</w:t>
+            </w:r>
+          </w:p>
+        </w:tc>
+      </w:tr>
+      <w:tr>
+        <w:trPr>
+          <w:cantSplit/>
+        </w:trPr>
+        <w:tc>
+          <w:tcPr>
+            <w:tcW w:type="dxa" w:w="4433"/>
+            <w:shd w:fill="F5F7F5" w:color="auto" w:val="clear"/>
+            <w:tcMar>
+              <w:top w:type="dxa" w:w="50"/>
+              <w:left w:type="dxa" w:w="80"/>
+              <w:bottom w:type="dxa" w:w="50"/>
+              <w:right w:type="dxa" w:w="80"/>
+            </w:tcMar>
+            <w:vAlign w:val="center"/>
+          </w:tcPr>
+          <w:p>
+            <w:pPr>
+              <w:spacing w:after="0" w:before="0"/>
+            </w:pPr>
+            <w:r>
+              <w:rPr>
+                <w:rFonts w:ascii="Calibri" w:cs="Calibri" w:eastAsia="Calibri" w:hAnsi="Calibri"/>
+                <w:b w:val="false"/>
+                <w:bCs w:val="false"/>
+                <w:color w:val="1E1E1E"/>
+                <w:sz w:val="17"/>
+                <w:szCs w:val="17"/>
+              </w:rPr>
+              <w:t xml:space="preserve">Spoilage head used as a decay check (p ≥ 0.5)</w:t>
+            </w:r>
+          </w:p>
+        </w:tc>
+        <w:tc>
+          <w:tcPr>
+            <w:tcW w:type="dxa" w:w="2120"/>
+            <w:shd w:fill="F5F7F5" w:color="auto" w:val="clear"/>
+            <w:tcMar>
+              <w:top w:type="dxa" w:w="50"/>
+              <w:left w:type="dxa" w:w="80"/>
+              <w:bottom w:type="dxa" w:w="50"/>
+              <w:right w:type="dxa" w:w="80"/>
+            </w:tcMar>
+            <w:vAlign w:val="center"/>
+          </w:tcPr>
+          <w:p>
+            <w:pPr>
+              <w:spacing w:after="0" w:before="0"/>
+            </w:pPr>
+            <w:r>
+              <w:rPr>
+                <w:rFonts w:ascii="Calibri" w:cs="Calibri" w:eastAsia="Calibri" w:hAnsi="Calibri"/>
+                <w:b w:val="false"/>
+                <w:bCs w:val="false"/>
+                <w:color w:val="1E1E1E"/>
+                <w:sz w:val="17"/>
+                <w:szCs w:val="17"/>
+              </w:rPr>
+              <w:t xml:space="preserve">0.897 (0.74–0.96)</w:t>
+            </w:r>
+          </w:p>
+        </w:tc>
+        <w:tc>
+          <w:tcPr>
+            <w:tcW w:type="dxa" w:w="1349"/>
+            <w:shd w:fill="F5F7F5" w:color="auto" w:val="clear"/>
+            <w:tcMar>
+              <w:top w:type="dxa" w:w="50"/>
+              <w:left w:type="dxa" w:w="80"/>
+              <w:bottom w:type="dxa" w:w="50"/>
+              <w:right w:type="dxa" w:w="80"/>
+            </w:tcMar>
+            <w:vAlign w:val="center"/>
+          </w:tcPr>
+          <w:p>
+            <w:pPr>
+              <w:spacing w:after="0" w:before="0"/>
+            </w:pPr>
+            <w:r>
+              <w:rPr>
+                <w:rFonts w:ascii="Calibri" w:cs="Calibri" w:eastAsia="Calibri" w:hAnsi="Calibri"/>
+                <w:b w:val="false"/>
+                <w:bCs w:val="false"/>
+                <w:color w:val="1E1E1E"/>
+                <w:sz w:val="17"/>
+                <w:szCs w:val="17"/>
+              </w:rPr>
+              <w:t xml:space="preserve">0.895</w:t>
+            </w:r>
+          </w:p>
+        </w:tc>
+        <w:tc>
+          <w:tcPr>
+            <w:tcW w:type="dxa" w:w="1736"/>
+            <w:shd w:fill="F5F7F5" w:color="auto" w:val="clear"/>
+            <w:tcMar>
+              <w:top w:type="dxa" w:w="50"/>
+              <w:left w:type="dxa" w:w="80"/>
+              <w:bottom w:type="dxa" w:w="50"/>
+              <w:right w:type="dxa" w:w="80"/>
+            </w:tcMar>
+            <w:vAlign w:val="center"/>
+          </w:tcPr>
+          <w:p>
+            <w:pPr>
+              <w:spacing w:after="0" w:before="0"/>
+            </w:pPr>
+            <w:r>
+              <w:rPr>
+                <w:rFonts w:ascii="Calibri" w:cs="Calibri" w:eastAsia="Calibri" w:hAnsi="Calibri"/>
+                <w:b w:val="false"/>
+                <w:bCs w:val="false"/>
+                <w:color w:val="1E1E1E"/>
+                <w:sz w:val="17"/>
+                <w:szCs w:val="17"/>
+              </w:rPr>
+              <w:t xml:space="preserve">0.881</w:t>
+            </w:r>
+          </w:p>
+        </w:tc>
+      </w:tr>
+    </w:tbl>
+    <w:p>
+      <w:pPr>
+        <w:spacing w:after="160" w:before="40"/>
+      </w:pPr>
+      <w:r>
+        <w:rPr>
+          <w:rFonts w:ascii="Calibri" w:cs="Calibri" w:eastAsia="Calibri" w:hAnsi="Calibri"/>
+          <w:i/>
+          <w:iCs/>
+          <w:color w:val="5A5A5A"/>
+          <w:sz w:val="15"/>
+          <w:szCs w:val="15"/>
+        </w:rPr>
+        <w:t xml:space="preserve">Source: </w:t>
+      </w:r>
+      <w:r>
+        <w:rPr>
+          <w:rFonts w:ascii="Consolas" w:cs="Consolas" w:eastAsia="Consolas" w:hAnsi="Consolas"/>
+          <w:i/>
+          <w:iCs/>
+          <w:color w:val="5A5A5A"/>
+          <w:sz w:val="15"/>
+          <w:szCs w:val="15"/>
+        </w:rPr>
+        <w:t xml:space="preserve">artifacts/experiments/visible_decay/results.json</w:t>
+      </w:r>
+    </w:p>
+    <w:p>
+      <w:pPr>
+        <w:keepNext/>
+        <w:spacing w:after="60" w:before="160"/>
+        <w:jc w:val="center"/>
+      </w:pPr>
+      <w:r>
+        <w:drawing>
+          <wp:inline distT="0" distB="0" distL="0" distR="0">
+            <wp:extent cx="4829175" cy="2143125"/>
+            <wp:effectExtent t="0" r="0" b="0" l="0"/>
+            <wp:docPr id="10" name="visible_decay_test_confusions.png" descr="Test confusion matrices against human visible-decay labels." title="Figure 10"/>
+            <wp:cNvGraphicFramePr>
+              <a:graphicFrameLocks xmlns:a="http://schemas.openxmlformats.org/drawingml/2006/main" noChangeAspect="1"/>
+            </wp:cNvGraphicFramePr>
+            <a:graphic xmlns:a="http://schemas.openxmlformats.org/drawingml/2006/main">
+              <a:graphicData uri="http://schemas.openxmlformats.org/drawingml/2006/picture">
+                <pic:pic xmlns:pic="http://schemas.openxmlformats.org/drawingml/2006/picture">
+                  <pic:nvPicPr>
+                    <pic:cNvPr id="0" name="" descr=""/>
+                    <pic:cNvPicPr>
+                      <a:picLocks noChangeAspect="1" noChangeArrowheads="1"/>
+                    </pic:cNvPicPr>
+                  </pic:nvPicPr>
+                  <pic:blipFill>
+                    <a:blip r:embed="rId18" cstate="none"/>
+                    <a:srcRect/>
+                    <a:stretch>
+                      <a:fillRect/>
+                    </a:stretch>
+                  </pic:blipFill>
+                  <pic:spPr bwMode="auto">
+                    <a:xfrm>
+                      <a:off x="0" y="0"/>
+                      <a:ext cx="4829175" cy="2143125"/>
+                    </a:xfrm>
+                    <a:prstGeom prst="rect">
+                      <a:avLst/>
+                    </a:prstGeom>
+                  </pic:spPr>
+                </pic:pic>
+              </a:graphicData>
+            </a:graphic>
+          </wp:inline>
+        </w:drawing>
+      </w:r>
+    </w:p>
+    <w:p>
+      <w:pPr>
+        <w:spacing w:after="200"/>
+        <w:jc w:val="left"/>
+      </w:pPr>
+      <w:r>
+        <w:rPr>
+          <w:rFonts w:ascii="Calibri" w:cs="Calibri" w:eastAsia="Calibri" w:hAnsi="Calibri"/>
+          <w:b/>
+          <w:bCs/>
+          <w:sz w:val="18"/>
+          <w:szCs w:val="18"/>
+        </w:rPr>
+        <w:t xml:space="preserve">Figure 10.</w:t>
+      </w:r>
+      <w:r>
+        <w:rPr>
+          <w:rFonts w:ascii="Calibri" w:cs="Calibri" w:eastAsia="Calibri" w:hAnsi="Calibri"/>
+          <w:sz w:val="18"/>
+          <w:szCs w:val="18"/>
+        </w:rPr>
+        <w:t xml:space="preserve"> Test confusion matrices against human visible-decay labels.</w:t>
+      </w:r>
+    </w:p>
+    <w:p>
+      <w:pPr>
+        <w:spacing w:after="120"/>
+        <w:jc w:val="both"/>
+      </w:pPr>
+      <w:r>
+        <w:rPr>
+          <w:rFonts w:ascii="Calibri" w:cs="Calibri" w:eastAsia="Calibri" w:hAnsi="Calibri"/>
+        </w:rPr>
+        <w:t xml:space="preserve">The probe is trained on one annotator's judgements of 102 images; the test set is small and the intervals overlap, so it is an indicative, human-aligned check rather than a validated detector. It is shown in the UI as 'Visible decay check'.</w:t>
+      </w:r>
+    </w:p>
+    <w:p>
+      <w:pPr>
+        <w:pStyle w:val="Heading1"/>
+      </w:pPr>
+      <w:bookmarkStart w:name="_Toc11" w:id="11"/>
+      <w:r>
+        <w:t xml:space="preserve">11  Pilot U-Net and proxy shelf-life</w:t>
+      </w:r>
+      <w:bookmarkEnd w:id="11"/>
+    </w:p>
+    <w:p>
+      <w:pPr>
+        <w:spacing w:after="120"/>
+        <w:jc w:val="both"/>
+      </w:pPr>
+      <w:r>
+        <w:rPr>
+          <w:rFonts w:ascii="Calibri" w:cs="Calibri" w:eastAsia="Calibri" w:hAnsi="Calibri"/>
+        </w:rPr>
+        <w:t xml:space="preserve">Three further components are served by </w:t>
+      </w:r>
+      <w:r>
+        <w:rPr>
+          <w:rFonts w:ascii="Consolas" w:cs="Consolas" w:eastAsia="Consolas" w:hAnsi="Consolas"/>
+          <w:sz w:val="19"/>
+          <w:szCs w:val="19"/>
+        </w:rPr>
+        <w:t xml:space="preserve">/api/analyze</w:t>
+      </w:r>
+      <w:r>
+        <w:rPr>
+          <w:rFonts w:ascii="Calibri" w:cs="Calibri" w:eastAsia="Calibri" w:hAnsi="Calibri"/>
+        </w:rPr>
+        <w:t xml:space="preserve"> alongside the ViT classifier. Each is labelled in the API and UI with what it was trained on.</w:t>
+      </w:r>
+    </w:p>
+    <w:p>
+      <w:pPr>
+        <w:keepNext/>
+        <w:spacing w:after="60" w:before="160"/>
+      </w:pPr>
+      <w:r>
+        <w:rPr>
+          <w:rFonts w:ascii="Calibri" w:cs="Calibri" w:eastAsia="Calibri" w:hAnsi="Calibri"/>
+          <w:b/>
+          <w:bCs/>
+          <w:sz w:val="19"/>
+          <w:szCs w:val="19"/>
+        </w:rPr>
+        <w:t xml:space="preserve">Table 7.</w:t>
+      </w:r>
+      <w:r>
+        <w:rPr>
+          <w:rFonts w:ascii="Calibri" w:cs="Calibri" w:eastAsia="Calibri" w:hAnsi="Calibri"/>
+          <w:sz w:val="19"/>
+          <w:szCs w:val="19"/>
+        </w:rPr>
+        <w:t xml:space="preserve"> Additional components: status, training data and held-out results.</w:t>
+      </w:r>
+    </w:p>
+    <w:tbl>
+      <w:tblPr>
+        <w:tblW w:type="dxa" w:w="9638"/>
+        <w:tblBorders>
+          <w:top w:val="single" w:color="B8C2BB" w:sz="4"/>
+          <w:left w:val="single" w:color="B8C2BB" w:sz="4"/>
+          <w:bottom w:val="single" w:color="B8C2BB" w:sz="4"/>
+          <w:right w:val="single" w:color="B8C2BB" w:sz="4"/>
+          <w:insideH w:val="single" w:color="B8C2BB" w:sz="4"/>
+          <w:insideV w:val="single" w:color="B8C2BB" w:sz="4"/>
+        </w:tblBorders>
+        <w:tblLayout w:type="fixed"/>
+      </w:tblPr>
+      <w:tblGrid>
+        <w:gridCol w:w="1927"/>
+        <w:gridCol w:w="1060"/>
+        <w:gridCol w:w="2409"/>
+        <w:gridCol w:w="2602"/>
+        <w:gridCol w:w="1640"/>
+      </w:tblGrid>
+      <w:tr>
+        <w:trPr>
+          <w:tblHeader/>
+        </w:trPr>
+        <w:tc>
+          <w:tcPr>
+            <w:tcW w:type="dxa" w:w="1927"/>
+            <w:shd w:fill="2F4A3D" w:color="auto" w:val="clear"/>
+            <w:tcMar>
+              <w:top w:type="dxa" w:w="50"/>
+              <w:left w:type="dxa" w:w="80"/>
+              <w:bottom w:type="dxa" w:w="50"/>
+              <w:right w:type="dxa" w:w="80"/>
+            </w:tcMar>
+            <w:vAlign w:val="center"/>
+          </w:tcPr>
+          <w:p>
+            <w:pPr>
+              <w:spacing w:after="0" w:before="0"/>
+            </w:pPr>
+            <w:r>
+              <w:rPr>
+                <w:rFonts w:ascii="Calibri" w:cs="Calibri" w:eastAsia="Calibri" w:hAnsi="Calibri"/>
+                <w:b/>
+                <w:bCs/>
+                <w:color w:val="FFFFFF"/>
+                <w:sz w:val="15"/>
+                <w:szCs w:val="15"/>
+              </w:rPr>
+              <w:t xml:space="preserve">Component</w:t>
+            </w:r>
+          </w:p>
+        </w:tc>
+        <w:tc>
+          <w:tcPr>
+            <w:tcW w:type="dxa" w:w="1060"/>
+            <w:shd w:fill="2F4A3D" w:color="auto" w:val="clear"/>
+            <w:tcMar>
+              <w:top w:type="dxa" w:w="50"/>
+              <w:left w:type="dxa" w:w="80"/>
+              <w:bottom w:type="dxa" w:w="50"/>
+              <w:right w:type="dxa" w:w="80"/>
+            </w:tcMar>
+            <w:vAlign w:val="center"/>
+          </w:tcPr>
+          <w:p>
+            <w:pPr>
+              <w:spacing w:after="0" w:before="0"/>
+            </w:pPr>
+            <w:r>
+              <w:rPr>
+                <w:rFonts w:ascii="Calibri" w:cs="Calibri" w:eastAsia="Calibri" w:hAnsi="Calibri"/>
+                <w:b/>
+                <w:bCs/>
+                <w:color w:val="FFFFFF"/>
+                <w:sz w:val="15"/>
+                <w:szCs w:val="15"/>
+              </w:rPr>
+              <w:t xml:space="preserve">Status</w:t>
+            </w:r>
+          </w:p>
+        </w:tc>
+        <w:tc>
+          <w:tcPr>
+            <w:tcW w:type="dxa" w:w="2409"/>
+            <w:shd w:fill="2F4A3D" w:color="auto" w:val="clear"/>
+            <w:tcMar>
+              <w:top w:type="dxa" w:w="50"/>
+              <w:left w:type="dxa" w:w="80"/>
+              <w:bottom w:type="dxa" w:w="50"/>
+              <w:right w:type="dxa" w:w="80"/>
+            </w:tcMar>
+            <w:vAlign w:val="center"/>
+          </w:tcPr>
+          <w:p>
+            <w:pPr>
+              <w:spacing w:after="0" w:before="0"/>
+            </w:pPr>
+            <w:r>
+              <w:rPr>
+                <w:rFonts w:ascii="Calibri" w:cs="Calibri" w:eastAsia="Calibri" w:hAnsi="Calibri"/>
+                <w:b/>
+                <w:bCs/>
+                <w:color w:val="FFFFFF"/>
+                <w:sz w:val="15"/>
+                <w:szCs w:val="15"/>
+              </w:rPr>
+              <w:t xml:space="preserve">Training data</w:t>
+            </w:r>
+          </w:p>
+        </w:tc>
+        <w:tc>
+          <w:tcPr>
+            <w:tcW w:type="dxa" w:w="2602"/>
+            <w:shd w:fill="2F4A3D" w:color="auto" w:val="clear"/>
+            <w:tcMar>
+              <w:top w:type="dxa" w:w="50"/>
+              <w:left w:type="dxa" w:w="80"/>
+              <w:bottom w:type="dxa" w:w="50"/>
+              <w:right w:type="dxa" w:w="80"/>
+            </w:tcMar>
+            <w:vAlign w:val="center"/>
+          </w:tcPr>
+          <w:p>
+            <w:pPr>
+              <w:spacing w:after="0" w:before="0"/>
+            </w:pPr>
+            <w:r>
+              <w:rPr>
+                <w:rFonts w:ascii="Calibri" w:cs="Calibri" w:eastAsia="Calibri" w:hAnsi="Calibri"/>
+                <w:b/>
+                <w:bCs/>
+                <w:color w:val="FFFFFF"/>
+                <w:sz w:val="15"/>
+                <w:szCs w:val="15"/>
+              </w:rPr>
+              <w:t xml:space="preserve">Held-out result</w:t>
+            </w:r>
+          </w:p>
+        </w:tc>
+        <w:tc>
+          <w:tcPr>
+            <w:tcW w:type="dxa" w:w="1640"/>
+            <w:shd w:fill="2F4A3D" w:color="auto" w:val="clear"/>
+            <w:tcMar>
+              <w:top w:type="dxa" w:w="50"/>
+              <w:left w:type="dxa" w:w="80"/>
+              <w:bottom w:type="dxa" w:w="50"/>
+              <w:right w:type="dxa" w:w="80"/>
+            </w:tcMar>
+            <w:vAlign w:val="center"/>
+          </w:tcPr>
+          <w:p>
+            <w:pPr>
+              <w:spacing w:after="0" w:before="0"/>
+            </w:pPr>
+            <w:r>
+              <w:rPr>
+                <w:rFonts w:ascii="Calibri" w:cs="Calibri" w:eastAsia="Calibri" w:hAnsi="Calibri"/>
+                <w:b/>
+                <w:bCs/>
+                <w:color w:val="FFFFFF"/>
+                <w:sz w:val="15"/>
+                <w:szCs w:val="15"/>
+              </w:rPr>
+              <w:t xml:space="preserve">Caveat</w:t>
+            </w:r>
+          </w:p>
+        </w:tc>
+      </w:tr>
+      <w:tr>
+        <w:trPr>
+          <w:cantSplit/>
+        </w:trPr>
+        <w:tc>
+          <w:tcPr>
+            <w:tcW w:type="dxa" w:w="1927"/>
+            <w:tcMar>
+              <w:top w:type="dxa" w:w="50"/>
+              <w:left w:type="dxa" w:w="80"/>
+              <w:bottom w:type="dxa" w:w="50"/>
+              <w:right w:type="dxa" w:w="80"/>
+            </w:tcMar>
+            <w:vAlign w:val="center"/>
+          </w:tcPr>
+          <w:p>
+            <w:pPr>
+              <w:spacing w:after="0" w:before="0"/>
+            </w:pPr>
+            <w:r>
+              <w:rPr>
+                <w:rFonts w:ascii="Calibri" w:cs="Calibri" w:eastAsia="Calibri" w:hAnsi="Calibri"/>
+                <w:b w:val="false"/>
+                <w:bCs w:val="false"/>
+                <w:color w:val="1E1E1E"/>
+                <w:sz w:val="15"/>
+                <w:szCs w:val="15"/>
+              </w:rPr>
+              <w:t xml:space="preserve">Visible-decay check (logistic probe on ViT embedding)</w:t>
+            </w:r>
+          </w:p>
+        </w:tc>
+        <w:tc>
+          <w:tcPr>
+            <w:tcW w:type="dxa" w:w="1060"/>
+            <w:shd w:fill="D7EDDD" w:color="auto" w:val="clear"/>
+            <w:tcMar>
+              <w:top w:type="dxa" w:w="50"/>
+              <w:left w:type="dxa" w:w="80"/>
+              <w:bottom w:type="dxa" w:w="50"/>
+              <w:right w:type="dxa" w:w="80"/>
+            </w:tcMar>
+            <w:vAlign w:val="center"/>
+          </w:tcPr>
+          <w:p>
+            <w:pPr>
+              <w:spacing w:after="0" w:before="0"/>
+            </w:pPr>
+            <w:r>
+              <w:rPr>
+                <w:rFonts w:ascii="Calibri" w:cs="Calibri" w:eastAsia="Calibri" w:hAnsi="Calibri"/>
+                <w:b w:val="false"/>
+                <w:bCs w:val="false"/>
+                <w:color w:val="1E1E1E"/>
+                <w:sz w:val="15"/>
+                <w:szCs w:val="15"/>
+              </w:rPr>
+              <w:t xml:space="preserve">COMPLETE</w:t>
+            </w:r>
+          </w:p>
+        </w:tc>
+        <w:tc>
+          <w:tcPr>
+            <w:tcW w:type="dxa" w:w="2409"/>
+            <w:tcMar>
+              <w:top w:type="dxa" w:w="50"/>
+              <w:left w:type="dxa" w:w="80"/>
+              <w:bottom w:type="dxa" w:w="50"/>
+              <w:right w:type="dxa" w:w="80"/>
+            </w:tcMar>
+            <w:vAlign w:val="center"/>
+          </w:tcPr>
+          <w:p>
+            <w:pPr>
+              <w:spacing w:after="0" w:before="0"/>
+            </w:pPr>
+            <w:r>
+              <w:rPr>
+                <w:rFonts w:ascii="Calibri" w:cs="Calibri" w:eastAsia="Calibri" w:hAnsi="Calibri"/>
+                <w:b w:val="false"/>
+                <w:bCs w:val="false"/>
+                <w:color w:val="1E1E1E"/>
+                <w:sz w:val="15"/>
+                <w:szCs w:val="15"/>
+              </w:rPr>
+              <w:t xml:space="preserve">102 human image-level decisions (train split)</w:t>
+            </w:r>
+          </w:p>
+        </w:tc>
+        <w:tc>
+          <w:tcPr>
+            <w:tcW w:type="dxa" w:w="2602"/>
+            <w:tcMar>
+              <w:top w:type="dxa" w:w="50"/>
+              <w:left w:type="dxa" w:w="80"/>
+              <w:bottom w:type="dxa" w:w="50"/>
+              <w:right w:type="dxa" w:w="80"/>
+            </w:tcMar>
+            <w:vAlign w:val="center"/>
+          </w:tcPr>
+          <w:p>
+            <w:pPr>
+              <w:spacing w:after="0" w:before="0"/>
+            </w:pPr>
+            <w:r>
+              <w:rPr>
+                <w:rFonts w:ascii="Calibri" w:cs="Calibri" w:eastAsia="Calibri" w:hAnsi="Calibri"/>
+                <w:b w:val="false"/>
+                <w:bCs w:val="false"/>
+                <w:color w:val="1E1E1E"/>
+                <w:sz w:val="15"/>
+                <w:szCs w:val="15"/>
+              </w:rPr>
+              <w:t xml:space="preserve">test n=29: accuracy 0.931 (95% CI 0.78–0.98), AUC 0.986</w:t>
+            </w:r>
+          </w:p>
+        </w:tc>
+        <w:tc>
+          <w:tcPr>
+            <w:tcW w:type="dxa" w:w="1640"/>
+            <w:tcMar>
+              <w:top w:type="dxa" w:w="50"/>
+              <w:left w:type="dxa" w:w="80"/>
+              <w:bottom w:type="dxa" w:w="50"/>
+              <w:right w:type="dxa" w:w="80"/>
+            </w:tcMar>
+            <w:vAlign w:val="center"/>
+          </w:tcPr>
+          <w:p>
+            <w:pPr>
+              <w:spacing w:after="0" w:before="0"/>
+            </w:pPr>
+            <w:r>
+              <w:rPr>
+                <w:rFonts w:ascii="Calibri" w:cs="Calibri" w:eastAsia="Calibri" w:hAnsi="Calibri"/>
+                <w:b w:val="false"/>
+                <w:bCs w:val="false"/>
+                <w:color w:val="1E1E1E"/>
+                <w:sz w:val="15"/>
+                <w:szCs w:val="15"/>
+              </w:rPr>
+              <w:t xml:space="preserve">one annotator; small test set</w:t>
+            </w:r>
+          </w:p>
+        </w:tc>
+      </w:tr>
+      <w:tr>
+        <w:trPr>
+          <w:cantSplit/>
+        </w:trPr>
+        <w:tc>
+          <w:tcPr>
+            <w:tcW w:type="dxa" w:w="1927"/>
+            <w:shd w:fill="F5F7F5" w:color="auto" w:val="clear"/>
+            <w:tcMar>
+              <w:top w:type="dxa" w:w="50"/>
+              <w:left w:type="dxa" w:w="80"/>
+              <w:bottom w:type="dxa" w:w="50"/>
+              <w:right w:type="dxa" w:w="80"/>
+            </w:tcMar>
+            <w:vAlign w:val="center"/>
+          </w:tcPr>
+          <w:p>
+            <w:pPr>
+              <w:spacing w:after="0" w:before="0"/>
+            </w:pPr>
+            <w:r>
+              <w:rPr>
+                <w:rFonts w:ascii="Calibri" w:cs="Calibri" w:eastAsia="Calibri" w:hAnsi="Calibri"/>
+                <w:b w:val="false"/>
+                <w:bCs w:val="false"/>
+                <w:color w:val="1E1E1E"/>
+                <w:sz w:val="15"/>
+                <w:szCs w:val="15"/>
+              </w:rPr>
+              <w:t xml:space="preserve">U-Net segmentation (fruit + decay), ResNet-18 encoder</w:t>
+            </w:r>
+          </w:p>
+        </w:tc>
+        <w:tc>
+          <w:tcPr>
+            <w:tcW w:type="dxa" w:w="1060"/>
+            <w:shd w:fill="FCEFC7" w:color="auto" w:val="clear"/>
+            <w:tcMar>
+              <w:top w:type="dxa" w:w="50"/>
+              <w:left w:type="dxa" w:w="80"/>
+              <w:bottom w:type="dxa" w:w="50"/>
+              <w:right w:type="dxa" w:w="80"/>
+            </w:tcMar>
+            <w:vAlign w:val="center"/>
+          </w:tcPr>
+          <w:p>
+            <w:pPr>
+              <w:spacing w:after="0" w:before="0"/>
+            </w:pPr>
+            <w:r>
+              <w:rPr>
+                <w:rFonts w:ascii="Calibri" w:cs="Calibri" w:eastAsia="Calibri" w:hAnsi="Calibri"/>
+                <w:b w:val="false"/>
+                <w:bCs w:val="false"/>
+                <w:color w:val="1E1E1E"/>
+                <w:sz w:val="15"/>
+                <w:szCs w:val="15"/>
+              </w:rPr>
+              <w:t xml:space="preserve">IN PROGRESS</w:t>
+            </w:r>
+          </w:p>
+        </w:tc>
+        <w:tc>
+          <w:tcPr>
+            <w:tcW w:type="dxa" w:w="2409"/>
+            <w:shd w:fill="F5F7F5" w:color="auto" w:val="clear"/>
+            <w:tcMar>
+              <w:top w:type="dxa" w:w="50"/>
+              <w:left w:type="dxa" w:w="80"/>
+              <w:bottom w:type="dxa" w:w="50"/>
+              <w:right w:type="dxa" w:w="80"/>
+            </w:tcMar>
+            <w:vAlign w:val="center"/>
+          </w:tcPr>
+          <w:p>
+            <w:pPr>
+              <w:spacing w:after="0" w:before="0"/>
+            </w:pPr>
+            <w:r>
+              <w:rPr>
+                <w:rFonts w:ascii="Calibri" w:cs="Calibri" w:eastAsia="Calibri" w:hAnsi="Calibri"/>
+                <w:b w:val="false"/>
+                <w:bCs w:val="false"/>
+                <w:color w:val="1E1E1E"/>
+                <w:sz w:val="15"/>
+                <w:szCs w:val="15"/>
+              </w:rPr>
+              <w:t xml:space="preserve">102 MACHINE-GENERATED masks (colour/darkness heuristics, decay only on human-judged decay images)</w:t>
+            </w:r>
+          </w:p>
+        </w:tc>
+        <w:tc>
+          <w:tcPr>
+            <w:tcW w:type="dxa" w:w="2602"/>
+            <w:shd w:fill="F5F7F5" w:color="auto" w:val="clear"/>
+            <w:tcMar>
+              <w:top w:type="dxa" w:w="50"/>
+              <w:left w:type="dxa" w:w="80"/>
+              <w:bottom w:type="dxa" w:w="50"/>
+              <w:right w:type="dxa" w:w="80"/>
+            </w:tcMar>
+            <w:vAlign w:val="center"/>
+          </w:tcPr>
+          <w:p>
+            <w:pPr>
+              <w:spacing w:after="0" w:before="0"/>
+            </w:pPr>
+            <w:r>
+              <w:rPr>
+                <w:rFonts w:ascii="Calibri" w:cs="Calibri" w:eastAsia="Calibri" w:hAnsi="Calibri"/>
+                <w:b w:val="false"/>
+                <w:bCs w:val="false"/>
+                <w:color w:val="1E1E1E"/>
+                <w:sz w:val="15"/>
+                <w:szCs w:val="15"/>
+              </w:rPr>
+              <w:t xml:space="preserve">n=63 val+test: fruit Dice 0.981, decay Dice 0.593 vs machine masks</w:t>
+            </w:r>
+          </w:p>
+        </w:tc>
+        <w:tc>
+          <w:tcPr>
+            <w:tcW w:type="dxa" w:w="1640"/>
+            <w:shd w:fill="F5F7F5" w:color="auto" w:val="clear"/>
+            <w:tcMar>
+              <w:top w:type="dxa" w:w="50"/>
+              <w:left w:type="dxa" w:w="80"/>
+              <w:bottom w:type="dxa" w:w="50"/>
+              <w:right w:type="dxa" w:w="80"/>
+            </w:tcMar>
+            <w:vAlign w:val="center"/>
+          </w:tcPr>
+          <w:p>
+            <w:pPr>
+              <w:spacing w:after="0" w:before="0"/>
+            </w:pPr>
+            <w:r>
+              <w:rPr>
+                <w:rFonts w:ascii="Calibri" w:cs="Calibri" w:eastAsia="Calibri" w:hAnsi="Calibri"/>
+                <w:b w:val="false"/>
+                <w:bCs w:val="false"/>
+                <w:color w:val="1E1E1E"/>
+                <w:sz w:val="15"/>
+                <w:szCs w:val="15"/>
+              </w:rPr>
+              <w:t xml:space="preserve">PILOT — not human ground truth; human polygons still needed</w:t>
+            </w:r>
+          </w:p>
+        </w:tc>
+      </w:tr>
+      <w:tr>
+        <w:trPr>
+          <w:cantSplit/>
+        </w:trPr>
+        <w:tc>
+          <w:tcPr>
+            <w:tcW w:type="dxa" w:w="1927"/>
+            <w:tcMar>
+              <w:top w:type="dxa" w:w="50"/>
+              <w:left w:type="dxa" w:w="80"/>
+              <w:bottom w:type="dxa" w:w="50"/>
+              <w:right w:type="dxa" w:w="80"/>
+            </w:tcMar>
+            <w:vAlign w:val="center"/>
+          </w:tcPr>
+          <w:p>
+            <w:pPr>
+              <w:spacing w:after="0" w:before="0"/>
+            </w:pPr>
+            <w:r>
+              <w:rPr>
+                <w:rFonts w:ascii="Calibri" w:cs="Calibri" w:eastAsia="Calibri" w:hAnsi="Calibri"/>
+                <w:b w:val="false"/>
+                <w:bCs w:val="false"/>
+                <w:color w:val="1E1E1E"/>
+                <w:sz w:val="15"/>
+                <w:szCs w:val="15"/>
+              </w:rPr>
+              <w:t xml:space="preserve">Proxy shelf-life (ridge on ViT embedding)</w:t>
+            </w:r>
+          </w:p>
+        </w:tc>
+        <w:tc>
+          <w:tcPr>
+            <w:tcW w:type="dxa" w:w="1060"/>
+            <w:shd w:fill="D7EDDD" w:color="auto" w:val="clear"/>
+            <w:tcMar>
+              <w:top w:type="dxa" w:w="50"/>
+              <w:left w:type="dxa" w:w="80"/>
+              <w:bottom w:type="dxa" w:w="50"/>
+              <w:right w:type="dxa" w:w="80"/>
+            </w:tcMar>
+            <w:vAlign w:val="center"/>
+          </w:tcPr>
+          <w:p>
+            <w:pPr>
+              <w:spacing w:after="0" w:before="0"/>
+            </w:pPr>
+            <w:r>
+              <w:rPr>
+                <w:rFonts w:ascii="Calibri" w:cs="Calibri" w:eastAsia="Calibri" w:hAnsi="Calibri"/>
+                <w:b w:val="false"/>
+                <w:bCs w:val="false"/>
+                <w:color w:val="1E1E1E"/>
+                <w:sz w:val="15"/>
+                <w:szCs w:val="15"/>
+              </w:rPr>
+              <w:t xml:space="preserve">COMPLETE</w:t>
+            </w:r>
+          </w:p>
+        </w:tc>
+        <w:tc>
+          <w:tcPr>
+            <w:tcW w:type="dxa" w:w="2409"/>
+            <w:tcMar>
+              <w:top w:type="dxa" w:w="50"/>
+              <w:left w:type="dxa" w:w="80"/>
+              <w:bottom w:type="dxa" w:w="50"/>
+              <w:right w:type="dxa" w:w="80"/>
+            </w:tcMar>
+            <w:vAlign w:val="center"/>
+          </w:tcPr>
+          <w:p>
+            <w:pPr>
+              <w:spacing w:after="0" w:before="0"/>
+            </w:pPr>
+            <w:r>
+              <w:rPr>
+                <w:rFonts w:ascii="Calibri" w:cs="Calibri" w:eastAsia="Calibri" w:hAnsi="Calibri"/>
+                <w:b w:val="false"/>
+                <w:bCs w:val="false"/>
+                <w:color w:val="1E1E1E"/>
+                <w:sz w:val="15"/>
+                <w:szCs w:val="15"/>
+              </w:rPr>
+              <w:t xml:space="preserve">3,177 train images; target = days until the series' first TR-6 'Spoiled' capture</w:t>
+            </w:r>
+          </w:p>
+        </w:tc>
+        <w:tc>
+          <w:tcPr>
+            <w:tcW w:type="dxa" w:w="2602"/>
+            <w:tcMar>
+              <w:top w:type="dxa" w:w="50"/>
+              <w:left w:type="dxa" w:w="80"/>
+              <w:bottom w:type="dxa" w:w="50"/>
+              <w:right w:type="dxa" w:w="80"/>
+            </w:tcMar>
+            <w:vAlign w:val="center"/>
+          </w:tcPr>
+          <w:p>
+            <w:pPr>
+              <w:spacing w:after="0" w:before="0"/>
+            </w:pPr>
+            <w:r>
+              <w:rPr>
+                <w:rFonts w:ascii="Calibri" w:cs="Calibri" w:eastAsia="Calibri" w:hAnsi="Calibri"/>
+                <w:b w:val="false"/>
+                <w:bCs w:val="false"/>
+                <w:color w:val="1E1E1E"/>
+                <w:sz w:val="15"/>
+                <w:szCs w:val="15"/>
+              </w:rPr>
+              <w:t xml:space="preserve">test n=1071: MAE 4.29 d, RMSE 6.24 d, R² 0.888 (baseline MAE 9.95 d)</w:t>
+            </w:r>
+          </w:p>
+        </w:tc>
+        <w:tc>
+          <w:tcPr>
+            <w:tcW w:type="dxa" w:w="1640"/>
+            <w:tcMar>
+              <w:top w:type="dxa" w:w="50"/>
+              <w:left w:type="dxa" w:w="80"/>
+              <w:bottom w:type="dxa" w:w="50"/>
+              <w:right w:type="dxa" w:w="80"/>
+            </w:tcMar>
+            <w:vAlign w:val="center"/>
+          </w:tcPr>
+          <w:p>
+            <w:pPr>
+              <w:spacing w:after="0" w:before="0"/>
+            </w:pPr>
+            <w:r>
+              <w:rPr>
+                <w:rFonts w:ascii="Calibri" w:cs="Calibri" w:eastAsia="Calibri" w:hAnsi="Calibri"/>
+                <w:b w:val="false"/>
+                <w:bCs w:val="false"/>
+                <w:color w:val="1E1E1E"/>
+                <w:sz w:val="15"/>
+                <w:szCs w:val="15"/>
+              </w:rPr>
+              <w:t xml:space="preserve">PROXY from date-based labels; not measured shelf life</w:t>
+            </w:r>
+          </w:p>
+        </w:tc>
+      </w:tr>
+    </w:tbl>
+    <w:p>
+      <w:pPr>
+        <w:spacing w:after="120"/>
+      </w:pPr>
+    </w:p>
+    <w:p>
+      <w:pPr>
+        <w:keepNext/>
+        <w:spacing w:after="60" w:before="160"/>
+        <w:jc w:val="center"/>
+      </w:pPr>
+      <w:r>
+        <w:drawing>
+          <wp:inline distT="0" distB="0" distL="0" distR="0">
+            <wp:extent cx="6038850" cy="2419350"/>
+            <wp:effectExtent t="0" r="0" b="0" l="0"/>
+            <wp:docPr id="11" name="shelf_life_proxy.png" descr="Proxy shelf-life: predicted vs target days on the test split, and residuals." title="Figure 11"/>
+            <wp:cNvGraphicFramePr>
+              <a:graphicFrameLocks xmlns:a="http://schemas.openxmlformats.org/drawingml/2006/main" noChangeAspect="1"/>
+            </wp:cNvGraphicFramePr>
+            <a:graphic xmlns:a="http://schemas.openxmlformats.org/drawingml/2006/main">
+              <a:graphicData uri="http://schemas.openxmlformats.org/drawingml/2006/picture">
+                <pic:pic xmlns:pic="http://schemas.openxmlformats.org/drawingml/2006/picture">
+                  <pic:nvPicPr>
+                    <pic:cNvPr id="0" name="" descr=""/>
+                    <pic:cNvPicPr>
+                      <a:picLocks noChangeAspect="1" noChangeArrowheads="1"/>
+                    </pic:cNvPicPr>
+                  </pic:nvPicPr>
+                  <pic:blipFill>
+                    <a:blip r:embed="rId19" cstate="none"/>
+                    <a:srcRect/>
+                    <a:stretch>
+                      <a:fillRect/>
+                    </a:stretch>
+                  </pic:blipFill>
+                  <pic:spPr bwMode="auto">
+                    <a:xfrm>
+                      <a:off x="0" y="0"/>
+                      <a:ext cx="6038850" cy="2419350"/>
+                    </a:xfrm>
+                    <a:prstGeom prst="rect">
+                      <a:avLst/>
+                    </a:prstGeom>
+                  </pic:spPr>
+                </pic:pic>
+              </a:graphicData>
+            </a:graphic>
+          </wp:inline>
+        </w:drawing>
+      </w:r>
+    </w:p>
+    <w:p>
+      <w:pPr>
+        <w:spacing w:after="200"/>
+        <w:jc w:val="left"/>
+      </w:pPr>
+      <w:r>
+        <w:rPr>
+          <w:rFonts w:ascii="Calibri" w:cs="Calibri" w:eastAsia="Calibri" w:hAnsi="Calibri"/>
+          <w:b/>
+          <w:bCs/>
+          <w:sz w:val="18"/>
+          <w:szCs w:val="18"/>
+        </w:rPr>
+        <w:t xml:space="preserve">Figure 11.</w:t>
+      </w:r>
+      <w:r>
+        <w:rPr>
+          <w:rFonts w:ascii="Calibri" w:cs="Calibri" w:eastAsia="Calibri" w:hAnsi="Calibri"/>
+          <w:sz w:val="18"/>
+          <w:szCs w:val="18"/>
+        </w:rPr>
+        <w:t xml:space="preserve"> Proxy shelf-life: predicted vs target days on the test split, and residuals.</w:t>
+      </w:r>
+    </w:p>
+    <w:p>
+      <w:pPr>
+        <w:keepNext/>
+        <w:spacing w:after="60" w:before="160"/>
+        <w:jc w:val="center"/>
+      </w:pPr>
+      <w:r>
+        <w:drawing>
+          <wp:inline distT="0" distB="0" distL="0" distR="0">
+            <wp:extent cx="6038850" cy="1371600"/>
+            <wp:effectExtent t="0" r="0" b="0" l="0"/>
+            <wp:docPr id="12" name="unet_auto_masks_preview.png" descr="Machine-generated training masks for the pilot U-Net (green fruit, orange dark/decay region). Not human ground truth." title="Figure 12"/>
+            <wp:cNvGraphicFramePr>
+              <a:graphicFrameLocks xmlns:a="http://schemas.openxmlformats.org/drawingml/2006/main" noChangeAspect="1"/>
+            </wp:cNvGraphicFramePr>
+            <a:graphic xmlns:a="http://schemas.openxmlformats.org/drawingml/2006/main">
+              <a:graphicData uri="http://schemas.openxmlformats.org/drawingml/2006/picture">
+                <pic:pic xmlns:pic="http://schemas.openxmlformats.org/drawingml/2006/picture">
+                  <pic:nvPicPr>
+                    <pic:cNvPr id="0" name="" descr=""/>
+                    <pic:cNvPicPr>
+                      <a:picLocks noChangeAspect="1" noChangeArrowheads="1"/>
+                    </pic:cNvPicPr>
+                  </pic:nvPicPr>
+                  <pic:blipFill>
+                    <a:blip r:embed="rId20" cstate="none"/>
+                    <a:srcRect/>
+                    <a:stretch>
+                      <a:fillRect/>
+                    </a:stretch>
+                  </pic:blipFill>
+                  <pic:spPr bwMode="auto">
+                    <a:xfrm>
+                      <a:off x="0" y="0"/>
+                      <a:ext cx="6038850" cy="1371600"/>
+                    </a:xfrm>
+                    <a:prstGeom prst="rect">
+                      <a:avLst/>
+                    </a:prstGeom>
+                  </pic:spPr>
+                </pic:pic>
+              </a:graphicData>
+            </a:graphic>
+          </wp:inline>
+        </w:drawing>
+      </w:r>
+    </w:p>
+    <w:p>
+      <w:pPr>
+        <w:spacing w:after="200"/>
+        <w:jc w:val="left"/>
+      </w:pPr>
+      <w:r>
+        <w:rPr>
+          <w:rFonts w:ascii="Calibri" w:cs="Calibri" w:eastAsia="Calibri" w:hAnsi="Calibri"/>
+          <w:b/>
+          <w:bCs/>
+          <w:sz w:val="18"/>
+          <w:szCs w:val="18"/>
+        </w:rPr>
+        <w:t xml:space="preserve">Figure 12.</w:t>
+      </w:r>
+      <w:r>
+        <w:rPr>
+          <w:rFonts w:ascii="Calibri" w:cs="Calibri" w:eastAsia="Calibri" w:hAnsi="Calibri"/>
+          <w:sz w:val="18"/>
+          <w:szCs w:val="18"/>
+        </w:rPr>
+        <w:t xml:space="preserve"> Machine-generated training masks for the pilot U-Net (green fruit, orange dark/decay region). Not human ground truth.</w:t>
+      </w:r>
+    </w:p>
+    <w:p>
+      <w:pPr>
+        <w:keepNext/>
+        <w:spacing w:after="60" w:before="160"/>
+        <w:jc w:val="center"/>
+      </w:pPr>
+      <w:r>
+        <w:drawing>
+          <wp:inline distT="0" distB="0" distL="0" distR="0">
+            <wp:extent cx="6038850" cy="3162300"/>
+            <wp:effectExtent t="0" r="0" b="0" l="0"/>
+            <wp:docPr id="13" name="unet_pilot_overlays.png" descr="Pilot U-Net on held-out test images: input, machine-generated reference mask and U-Net prediction." title="Figure 13"/>
+            <wp:cNvGraphicFramePr>
+              <a:graphicFrameLocks xmlns:a="http://schemas.openxmlformats.org/drawingml/2006/main" noChangeAspect="1"/>
+            </wp:cNvGraphicFramePr>
+            <a:graphic xmlns:a="http://schemas.openxmlformats.org/drawingml/2006/main">
+              <a:graphicData uri="http://schemas.openxmlformats.org/drawingml/2006/picture">
+                <pic:pic xmlns:pic="http://schemas.openxmlformats.org/drawingml/2006/picture">
+                  <pic:nvPicPr>
+                    <pic:cNvPr id="0" name="" descr=""/>
+                    <pic:cNvPicPr>
+                      <a:picLocks noChangeAspect="1" noChangeArrowheads="1"/>
+                    </pic:cNvPicPr>
+                  </pic:nvPicPr>
+                  <pic:blipFill>
+                    <a:blip r:embed="rId21" cstate="none"/>
+                    <a:srcRect/>
+                    <a:stretch>
+                      <a:fillRect/>
+                    </a:stretch>
+                  </pic:blipFill>
+                  <pic:spPr bwMode="auto">
+                    <a:xfrm>
+                      <a:off x="0" y="0"/>
+                      <a:ext cx="6038850" cy="3162300"/>
+                    </a:xfrm>
+                    <a:prstGeom prst="rect">
+                      <a:avLst/>
+                    </a:prstGeom>
+                  </pic:spPr>
+                </pic:pic>
+              </a:graphicData>
+            </a:graphic>
+          </wp:inline>
+        </w:drawing>
+      </w:r>
+    </w:p>
+    <w:p>
+      <w:pPr>
+        <w:spacing w:after="200"/>
+        <w:jc w:val="left"/>
+      </w:pPr>
+      <w:r>
+        <w:rPr>
+          <w:rFonts w:ascii="Calibri" w:cs="Calibri" w:eastAsia="Calibri" w:hAnsi="Calibri"/>
+          <w:b/>
+          <w:bCs/>
+          <w:sz w:val="18"/>
+          <w:szCs w:val="18"/>
+        </w:rPr>
+        <w:t xml:space="preserve">Figure 13.</w:t>
+      </w:r>
+      <w:r>
+        <w:rPr>
+          <w:rFonts w:ascii="Calibri" w:cs="Calibri" w:eastAsia="Calibri" w:hAnsi="Calibri"/>
+          <w:sz w:val="18"/>
+          <w:szCs w:val="18"/>
+        </w:rPr>
+        <w:t xml:space="preserve"> Pilot U-Net on held-out test images: input, machine-generated reference mask and U-Net prediction.</w:t>
+      </w:r>
+    </w:p>
+    <w:p>
+      <w:pPr>
+        <w:spacing w:after="120"/>
+        <w:jc w:val="both"/>
+      </w:pPr>
+      <w:r>
+        <w:rPr>
+          <w:rFonts w:ascii="Calibri" w:cs="Calibri" w:eastAsia="Calibri" w:hAnsi="Calibri"/>
+        </w:rPr>
+        <w:t xml:space="preserve">The U-Net demonstrates the complete segmentation pipeline (data → masks → training with BCE + Dice → API → UI overlay and decay-coverage %). Because its reference masks are machine-generated, its Dice/IoU measure agreement with those masks, not with human decay boundaries; decay Dice is also inflated by images with no decay (both masks empty count as perfect). A validated U-Net requires human-drawn polygons.</w:t>
+      </w:r>
+    </w:p>
+    <w:p>
+      <w:pPr>
+        <w:pStyle w:val="Heading1"/>
+      </w:pPr>
+      <w:bookmarkStart w:name="_Toc12" w:id="12"/>
+      <w:r>
+        <w:t xml:space="preserve">12  Limitations</w:t>
+      </w:r>
+      <w:bookmarkEnd w:id="12"/>
     </w:p>
     <w:p>
       <w:pPr>
@@ -6461,11 +8107,11 @@
       <w:pPr>
         <w:pStyle w:val="Heading1"/>
       </w:pPr>
-      <w:bookmarkStart w:name="_Toc11" w:id="11"/>
-      <w:r>
-        <w:t xml:space="preserve">11  Reproducibility</w:t>
-      </w:r>
-      <w:bookmarkEnd w:id="11"/>
+      <w:bookmarkStart w:name="_Toc13" w:id="13"/>
+      <w:r>
+        <w:t xml:space="preserve">13  Reproducibility</w:t>
+      </w:r>
+      <w:bookmarkEnd w:id="13"/>
     </w:p>
     <w:p>
       <w:pPr>
@@ -6579,11 +8225,11 @@
       <w:pPr>
         <w:pStyle w:val="Heading1"/>
       </w:pPr>
-      <w:bookmarkStart w:name="_Toc12" w:id="12"/>
-      <w:r>
-        <w:t xml:space="preserve">12  Deployment inference tests and verdict</w:t>
-      </w:r>
-      <w:bookmarkEnd w:id="12"/>
+      <w:bookmarkStart w:name="_Toc14" w:id="14"/>
+      <w:r>
+        <w:t xml:space="preserve">14  Deployment inference tests and verdict</w:t>
+      </w:r>
+      <w:bookmarkEnd w:id="14"/>
     </w:p>
     <w:p>
       <w:pPr>
@@ -6594,7 +8240,7 @@
         <w:rPr>
           <w:rFonts w:ascii="Calibri" w:cs="Calibri" w:eastAsia="Calibri" w:hAnsi="Calibri"/>
         </w:rPr>
-        <w:t xml:space="preserve">The checkpoint served by the backend is byte-identical to the evaluated run (SHA-256 49c40d4f65f94311…). Real-model tests R01–R04 pass, and the live end-to-end test analysed 60 held-out full-resolution originals over HTTP (produce 60/60, spoilage 57/60) with median latency 61 ms.</w:t>
+        <w:t xml:space="preserve">The checkpoint served by the backend is byte-identical to the evaluated run (SHA-256 49c40d4f65f94311…). Real-model tests R01–R04 pass, and the live end-to-end test analysed 60 held-out full-resolution originals over HTTP (produce 60/60, spoilage 57/60) with median latency 48 ms.</w:t>
       </w:r>
     </w:p>
     <w:p>
